--- a/Repozatorijā ieveide un klonēšana.docx
+++ b/Repozatorijā ieveide un klonēšana.docx
@@ -155,6 +155,137 @@
           </wp:inline>
         </w:drawing>
       </w:r>
+    </w:p>
+    <w:p>
+      <w:pPr>
+        <w:jc w:val="center"/>
+      </w:pPr>
+    </w:p>
+    <w:p>
+      <w:pPr>
+        <w:jc w:val="center"/>
+      </w:pPr>
+    </w:p>
+    <w:p>
+      <w:pPr>
+        <w:jc w:val="center"/>
+      </w:pPr>
+      <w:proofErr w:type="spellStart"/>
+      <w:r>
+        <w:lastRenderedPageBreak/>
+        <w:t>Txt</w:t>
+      </w:r>
+      <w:proofErr w:type="spellEnd"/>
+      <w:r>
+        <w:t xml:space="preserve"> faila sūtīšana mākonī</w:t>
+      </w:r>
+    </w:p>
+    <w:p>
+      <w:pPr>
+        <w:jc w:val="center"/>
+      </w:pPr>
+    </w:p>
+    <w:p>
+      <w:pPr>
+        <w:jc w:val="center"/>
+      </w:pPr>
+      <w:r>
+        <w:drawing>
+          <wp:inline distT="0" distB="0" distL="0" distR="0" wp14:anchorId="4303FB1D" wp14:editId="3B17E67E">
+            <wp:extent cx="5274310" cy="2828290"/>
+            <wp:effectExtent l="0" t="0" r="2540" b="0"/>
+            <wp:docPr id="3" name="Attēls 3"/>
+            <wp:cNvGraphicFramePr>
+              <a:graphicFrameLocks xmlns:a="http://schemas.openxmlformats.org/drawingml/2006/main" noChangeAspect="1"/>
+            </wp:cNvGraphicFramePr>
+            <a:graphic xmlns:a="http://schemas.openxmlformats.org/drawingml/2006/main">
+              <a:graphicData uri="http://schemas.openxmlformats.org/drawingml/2006/picture">
+                <pic:pic xmlns:pic="http://schemas.openxmlformats.org/drawingml/2006/picture">
+                  <pic:nvPicPr>
+                    <pic:cNvPr id="1" name=""/>
+                    <pic:cNvPicPr/>
+                  </pic:nvPicPr>
+                  <pic:blipFill>
+                    <a:blip r:embed="rId6"/>
+                    <a:stretch>
+                      <a:fillRect/>
+                    </a:stretch>
+                  </pic:blipFill>
+                  <pic:spPr>
+                    <a:xfrm>
+                      <a:off x="0" y="0"/>
+                      <a:ext cx="5274310" cy="2828290"/>
+                    </a:xfrm>
+                    <a:prstGeom prst="rect">
+                      <a:avLst/>
+                    </a:prstGeom>
+                  </pic:spPr>
+                </pic:pic>
+              </a:graphicData>
+            </a:graphic>
+          </wp:inline>
+        </w:drawing>
+      </w:r>
+    </w:p>
+    <w:p>
+      <w:pPr>
+        <w:jc w:val="center"/>
+      </w:pPr>
+      <w:r>
+        <w:t>Collabrotor</w:t>
+      </w:r>
+    </w:p>
+    <w:p>
+      <w:pPr>
+        <w:jc w:val="center"/>
+      </w:pPr>
+    </w:p>
+    <w:p>
+      <w:pPr>
+        <w:jc w:val="center"/>
+      </w:pPr>
+      <w:r>
+        <w:drawing>
+          <wp:inline distT="0" distB="0" distL="0" distR="0" wp14:anchorId="65D188AA" wp14:editId="23337A91">
+            <wp:extent cx="5274310" cy="2639695"/>
+            <wp:effectExtent l="0" t="0" r="2540" b="8255"/>
+            <wp:docPr id="4" name="Attēls 4"/>
+            <wp:cNvGraphicFramePr>
+              <a:graphicFrameLocks xmlns:a="http://schemas.openxmlformats.org/drawingml/2006/main" noChangeAspect="1"/>
+            </wp:cNvGraphicFramePr>
+            <a:graphic xmlns:a="http://schemas.openxmlformats.org/drawingml/2006/main">
+              <a:graphicData uri="http://schemas.openxmlformats.org/drawingml/2006/picture">
+                <pic:pic xmlns:pic="http://schemas.openxmlformats.org/drawingml/2006/picture">
+                  <pic:nvPicPr>
+                    <pic:cNvPr id="1" name=""/>
+                    <pic:cNvPicPr/>
+                  </pic:nvPicPr>
+                  <pic:blipFill>
+                    <a:blip r:embed="rId7"/>
+                    <a:stretch>
+                      <a:fillRect/>
+                    </a:stretch>
+                  </pic:blipFill>
+                  <pic:spPr>
+                    <a:xfrm>
+                      <a:off x="0" y="0"/>
+                      <a:ext cx="5274310" cy="2639695"/>
+                    </a:xfrm>
+                    <a:prstGeom prst="rect">
+                      <a:avLst/>
+                    </a:prstGeom>
+                  </pic:spPr>
+                </pic:pic>
+              </a:graphicData>
+            </a:graphic>
+          </wp:inline>
+        </w:drawing>
+      </w:r>
+    </w:p>
+    <w:p>
+      <w:pPr>
+        <w:jc w:val="center"/>
+      </w:pPr>
     </w:p>
     <w:sectPr>
       <w:pgSz w:w="11906" w:h="16838"/>
